--- a/templates/legal-entity-contract.docx
+++ b/templates/legal-entity-contract.docx
@@ -45,7 +45,7 @@
         <w:jc w:val="both"/>
       </w:pPr>
       <w:r>
-        <w:t xml:space="preserve">{operatorName} (далее — Исполнитель) в лице {operatorSigner}, действующего на основании устава, с одной стороны, и {customerName} (далее — Заказчик) в лице {customerSigner}, действующего на основании устава, с другой стороны, далее совместно именуемые Стороны, заключили настоящий договор о нижеследующем.</w:t>
+        <w:t xml:space="preserve">{operatorName} (далее — Исполнитель; от имени Исполнителя на основании устава действует {operatorSigner}), с одной стороны, и {customerName} (далее — Заказчик; от имени Заказчика на основании устава действует {customerSigner}), с другой стороны, далее совместно именуемые Стороны, заключили настоящий договор о нижеследующем.</w:t>
       </w:r>
     </w:p>
     <w:p>
@@ -123,7 +123,7 @@
         <w:jc w:val="both"/>
       </w:pPr>
       <w:r>
-        <w:t xml:space="preserve">2.1. Стоимость услуг определяется счётом Исполнителя и оплачивается Заказчиком до начала обучения.</w:t>
+        <w:t xml:space="preserve">2.1. {priceClause}</w:t>
       </w:r>
     </w:p>
     <w:p>
